--- a/Кибер физ/отчет1.docx
+++ b/Кибер физ/отчет1.docx
@@ -5,6 +5,7 @@
     <w:p>
       <w:pPr>
         <w:spacing w:after="23" w:line="265" w:lineRule="auto"/>
+        <w:ind w:firstLine="0"/>
         <w:jc w:val="center"/>
         <w:rPr>
           <w:lang w:val="ru-RU"/>
@@ -1078,6 +1079,7 @@
       </w:pPr>
       <w:r>
         <w:rPr>
+          <w:noProof/>
           <w:lang w:val="ru-RU"/>
         </w:rPr>
         <w:drawing>
@@ -1228,6 +1230,7 @@
       </w:pPr>
       <w:r>
         <w:rPr>
+          <w:noProof/>
           <w:lang w:val="ru-RU"/>
         </w:rPr>
         <w:drawing>
@@ -1447,6 +1450,9 @@
         <w:jc w:val="left"/>
       </w:pPr>
       <w:r>
+        <w:rPr>
+          <w:noProof/>
+        </w:rPr>
         <w:drawing>
           <wp:inline distT="0" distB="0" distL="0" distR="0" wp14:anchorId="23D578AF" wp14:editId="4F839A67">
             <wp:extent cx="4591691" cy="2896004"/>
@@ -1625,13 +1631,14 @@
       </w:pPr>
       <w:r>
         <w:rPr>
+          <w:noProof/>
           <w:lang w:val="ru-RU"/>
         </w:rPr>
         <w:drawing>
-          <wp:inline distT="0" distB="0" distL="0" distR="0" wp14:anchorId="5DD47E7F" wp14:editId="3C05A534">
-            <wp:extent cx="6649378" cy="1219370"/>
-            <wp:effectExtent l="0" t="0" r="0" b="0"/>
-            <wp:docPr id="10" name="Рисунок 10"/>
+          <wp:inline distT="0" distB="0" distL="0" distR="0" wp14:anchorId="57BADDC8" wp14:editId="6D63BF96">
+            <wp:extent cx="6660515" cy="1121410"/>
+            <wp:effectExtent l="0" t="0" r="6985" b="2540"/>
+            <wp:docPr id="2" name="Рисунок 2"/>
             <wp:cNvGraphicFramePr>
               <a:graphicFrameLocks xmlns:a="http://schemas.openxmlformats.org/drawingml/2006/main" noChangeAspect="1"/>
             </wp:cNvGraphicFramePr>
@@ -1651,7 +1658,7 @@
                   <pic:spPr>
                     <a:xfrm>
                       <a:off x="0" y="0"/>
-                      <a:ext cx="6649378" cy="1219370"/>
+                      <a:ext cx="6660515" cy="1121410"/>
                     </a:xfrm>
                     <a:prstGeom prst="rect">
                       <a:avLst/>
@@ -1727,6 +1734,12 @@
         </w:rPr>
         <w:t xml:space="preserve">он же Пуассоновский) – случайный поток,  обладающий свойствами стационарности, без последействия, ординарность. </w:t>
       </w:r>
+      <w:r>
+        <w:rPr>
+          <w:lang w:val="ru-RU"/>
+        </w:rPr>
+        <w:tab/>
+      </w:r>
     </w:p>
     <w:p>
       <w:pPr>
@@ -1873,262 +1886,7 @@
         <w:rPr>
           <w:lang w:val="ru-RU"/>
         </w:rPr>
-        <w:t xml:space="preserve"> – среднее число вызовов за все время. </w:t>
-      </w:r>
-    </w:p>
-    <w:p>
-      <w:pPr>
-        <w:numPr>
-          <w:ilvl w:val="0"/>
-          <w:numId w:val="2"/>
-        </w:numPr>
-        <w:ind w:right="249" w:hanging="360"/>
-        <w:rPr>
-          <w:lang w:val="ru-RU"/>
-        </w:rPr>
-      </w:pPr>
-      <w:r>
-        <w:rPr>
-          <w:lang w:val="ru-RU"/>
-        </w:rPr>
-        <w:lastRenderedPageBreak/>
-        <w:t xml:space="preserve">Симметричным потоком называется поток с простым последействием, параметр которого </w:t>
-      </w:r>
-      <w:proofErr w:type="spellStart"/>
-      <w:r>
-        <w:t>λS</w:t>
-      </w:r>
-      <w:proofErr w:type="spellEnd"/>
-      <w:r>
-        <w:rPr>
-          <w:lang w:val="ru-RU"/>
-        </w:rPr>
-        <w:t xml:space="preserve"> (</w:t>
-      </w:r>
-      <w:r>
-        <w:t>t</w:t>
-      </w:r>
-      <w:r>
-        <w:rPr>
-          <w:lang w:val="ru-RU"/>
-        </w:rPr>
-        <w:t xml:space="preserve">) в любой момент времени </w:t>
-      </w:r>
-      <w:r>
-        <w:t>t</w:t>
-      </w:r>
-      <w:r>
-        <w:rPr>
-          <w:lang w:val="ru-RU"/>
-        </w:rPr>
-        <w:t xml:space="preserve"> зависит только от числа </w:t>
-      </w:r>
-      <w:proofErr w:type="spellStart"/>
-      <w:r>
-        <w:t>i</w:t>
-      </w:r>
-      <w:proofErr w:type="spellEnd"/>
-      <w:r>
-        <w:rPr>
-          <w:lang w:val="ru-RU"/>
-        </w:rPr>
-        <w:t xml:space="preserve"> обслуживаемых в этот момент заявок и не зависит от других характеристик. </w:t>
-      </w:r>
-    </w:p>
-    <w:p>
-      <w:pPr>
-        <w:numPr>
-          <w:ilvl w:val="0"/>
-          <w:numId w:val="2"/>
-        </w:numPr>
-        <w:ind w:right="249" w:hanging="360"/>
-        <w:rPr>
-          <w:lang w:val="ru-RU"/>
-        </w:rPr>
-      </w:pPr>
-      <w:r>
-        <w:rPr>
-          <w:lang w:val="ru-RU"/>
-        </w:rPr>
-        <w:t xml:space="preserve">Примитивным называется такой симметричный поток, параметр которого </w:t>
-      </w:r>
-      <w:proofErr w:type="spellStart"/>
-      <w:r>
-        <w:t>λ</w:t>
-      </w:r>
-      <w:r>
-        <w:rPr>
-          <w:i/>
-          <w:vertAlign w:val="subscript"/>
-        </w:rPr>
-        <w:t>i</w:t>
-      </w:r>
-      <w:proofErr w:type="spellEnd"/>
-      <w:r>
-        <w:rPr>
-          <w:lang w:val="ru-RU"/>
-        </w:rPr>
-        <w:t xml:space="preserve"> прямо пропорционален числу свободных в данный момент источников заявок. </w:t>
-      </w:r>
-    </w:p>
-    <w:p>
-      <w:pPr>
-        <w:numPr>
-          <w:ilvl w:val="0"/>
-          <w:numId w:val="2"/>
-        </w:numPr>
-        <w:spacing w:after="145"/>
-        <w:ind w:right="249" w:hanging="360"/>
-        <w:rPr>
-          <w:lang w:val="ru-RU"/>
-        </w:rPr>
-      </w:pPr>
-      <w:r>
-        <w:rPr>
-          <w:lang w:val="ru-RU"/>
-        </w:rPr>
-        <w:t xml:space="preserve">Для нахождения вероятности поступления хотя бы одной заявки в систему можно воспользоваться формулой Пуассона. Событие «в систему не поступить ни одной заявки» противоположно исходному, поэтому вероятность нашего события можно найти как: </w:t>
-      </w:r>
-    </w:p>
-    <w:p>
-      <w:pPr>
-        <w:spacing w:after="150"/>
-        <w:ind w:left="721" w:right="249"/>
-        <w:rPr>
-          <w:lang w:val="ru-RU"/>
-        </w:rPr>
-      </w:pPr>
-      <w:r>
-        <w:rPr>
-          <w:lang w:val="ru-RU"/>
-        </w:rPr>
-        <w:t xml:space="preserve">1 – </w:t>
-      </w:r>
-      <w:r>
-        <w:t>π</w:t>
-      </w:r>
-      <w:r>
-        <w:rPr>
-          <w:vertAlign w:val="subscript"/>
-          <w:lang w:val="ru-RU"/>
-        </w:rPr>
-        <w:t>0</w:t>
-      </w:r>
-      <w:r>
-        <w:rPr>
-          <w:lang w:val="ru-RU"/>
-        </w:rPr>
-        <w:t>(</w:t>
-      </w:r>
-      <w:r>
-        <w:t>t</w:t>
-      </w:r>
-      <w:r>
-        <w:rPr>
-          <w:lang w:val="ru-RU"/>
-        </w:rPr>
-        <w:t xml:space="preserve">) = 1 - </w:t>
-      </w:r>
-      <w:r>
-        <w:rPr>
-          <w:rFonts w:ascii="Cambria Math" w:eastAsia="Cambria Math" w:hAnsi="Cambria Math" w:cs="Cambria Math"/>
-        </w:rPr>
-        <w:t>𝑒</w:t>
-      </w:r>
-      <w:r>
-        <w:rPr>
-          <w:rFonts w:ascii="Cambria Math" w:eastAsia="Cambria Math" w:hAnsi="Cambria Math" w:cs="Cambria Math"/>
-          <w:vertAlign w:val="superscript"/>
-          <w:lang w:val="ru-RU"/>
-        </w:rPr>
-        <w:t>−</w:t>
-      </w:r>
-      <w:r>
-        <w:rPr>
-          <w:rFonts w:ascii="Cambria Math" w:eastAsia="Cambria Math" w:hAnsi="Cambria Math" w:cs="Cambria Math"/>
-          <w:vertAlign w:val="superscript"/>
-        </w:rPr>
-        <w:t>𝛼𝑡</w:t>
-      </w:r>
-      <w:r>
-        <w:rPr>
-          <w:lang w:val="ru-RU"/>
-        </w:rPr>
-        <w:t xml:space="preserve"> </w:t>
-      </w:r>
-    </w:p>
-    <w:p>
-      <w:pPr>
-        <w:spacing w:after="122" w:line="259" w:lineRule="auto"/>
-        <w:ind w:left="711" w:right="0" w:firstLine="0"/>
-        <w:jc w:val="left"/>
-        <w:rPr>
-          <w:lang w:val="ru-RU"/>
-        </w:rPr>
-      </w:pPr>
-      <w:r>
-        <w:rPr>
-          <w:lang w:val="ru-RU"/>
-        </w:rPr>
-        <w:t xml:space="preserve"> </w:t>
-      </w:r>
-    </w:p>
-    <w:p>
-      <w:pPr>
-        <w:ind w:left="721" w:right="249"/>
-        <w:rPr>
-          <w:lang w:val="ru-RU"/>
-        </w:rPr>
-      </w:pPr>
-      <w:r>
-        <w:rPr>
-          <w:lang w:val="ru-RU"/>
-        </w:rPr>
-        <w:t xml:space="preserve">Формула Пуассона: </w:t>
-      </w:r>
-      <w:r>
-        <w:rPr>
-          <w:noProof/>
-        </w:rPr>
-        <w:drawing>
-          <wp:inline distT="0" distB="0" distL="0" distR="0" wp14:anchorId="46FD7594" wp14:editId="04947C52">
-            <wp:extent cx="2133600" cy="533400"/>
-            <wp:effectExtent l="0" t="0" r="0" b="0"/>
-            <wp:docPr id="582" name="Picture 582"/>
-            <wp:cNvGraphicFramePr/>
-            <a:graphic xmlns:a="http://schemas.openxmlformats.org/drawingml/2006/main">
-              <a:graphicData uri="http://schemas.openxmlformats.org/drawingml/2006/picture">
-                <pic:pic xmlns:pic="http://schemas.openxmlformats.org/drawingml/2006/picture">
-                  <pic:nvPicPr>
-                    <pic:cNvPr id="582" name="Picture 582"/>
-                    <pic:cNvPicPr/>
-                  </pic:nvPicPr>
-                  <pic:blipFill>
-                    <a:blip r:embed="rId10"/>
-                    <a:stretch>
-                      <a:fillRect/>
-                    </a:stretch>
-                  </pic:blipFill>
-                  <pic:spPr>
-                    <a:xfrm>
-                      <a:off x="0" y="0"/>
-                      <a:ext cx="2133600" cy="533400"/>
-                    </a:xfrm>
-                    <a:prstGeom prst="rect">
-                      <a:avLst/>
-                    </a:prstGeom>
-                  </pic:spPr>
-                </pic:pic>
-              </a:graphicData>
-            </a:graphic>
-          </wp:inline>
-        </w:drawing>
-      </w:r>
-      <w:r>
-        <w:rPr>
-          <w:lang w:val="ru-RU"/>
-        </w:rPr>
-        <w:t xml:space="preserve"> </w:t>
+        <w:t xml:space="preserve"> – среднее число вызовов за все время.  </w:t>
       </w:r>
     </w:p>
     <w:sectPr>
